--- a/en/wisdom-stories/make-time-for-people.docx
+++ b/en/wisdom-stories/make-time-for-people.docx
@@ -92,7 +92,7 @@
         <w:rPr>
           <w:lang/>
         </w:rPr>
-        <w:t>Confident that I could persuade him, I went on enthusiastically.</w:t>
+        <w:t xml:space="preserve">Confident that I could persuade him, I was ready to go on enthusiastically.</w:t>
       </w:r>
     </w:p>
     <w:p>
